--- a/public/hdld_nhan_vien_lai_xe_template.docx
+++ b/public/hdld_nhan_vien_lai_xe_template.docx
@@ -143,14 +143,6 @@
         </w:rPr>
         <w:t>{so_hop_dong}</w:t>
       </w:r>
-      <w:r>
-        <w:rPr>
-          <w:b/>
-          <w:sz w:val="24"/>
-          <w:szCs w:val="24"/>
-        </w:rPr>
-        <w:t>/{nam_hop_dong}/HĐLĐ</w:t>
-      </w:r>
     </w:p>
     <w:p>
       <w:pPr>
@@ -290,59 +282,23 @@
           <w:sz w:val="24"/>
           <w:szCs w:val="24"/>
         </w:rPr>
-        <w:t xml:space="preserve">Hôm nay, </w:t>
-      </w:r>
-      <w:proofErr w:type="gramStart"/>
+        <w:t>Hôm nay, ngày  {ngay_ky} tháng {thang_ky} năm {nam_ky}</w:t>
+      </w:r>
       <w:r>
         <w:rPr>
           <w:rFonts w:eastAsia="Times New Roman" w:cs="Times New Roman"/>
           <w:sz w:val="24"/>
           <w:szCs w:val="24"/>
         </w:rPr>
-        <w:t>ngày  {</w:t>
-      </w:r>
-      <w:proofErr w:type="gramEnd"/>
+        <w:t>,</w:t>
+      </w:r>
       <w:r>
         <w:rPr>
           <w:rFonts w:eastAsia="Times New Roman" w:cs="Times New Roman"/>
           <w:sz w:val="24"/>
           <w:szCs w:val="24"/>
         </w:rPr>
-        <w:t>ngay_ky} tháng {thang_ky} năm {nam_ky</w:t>
-      </w:r>
-      <w:proofErr w:type="gramStart"/>
-      <w:r>
-        <w:rPr>
-          <w:rFonts w:eastAsia="Times New Roman" w:cs="Times New Roman"/>
-          <w:sz w:val="24"/>
-          <w:szCs w:val="24"/>
-        </w:rPr>
-        <w:t>}</w:t>
-      </w:r>
-      <w:r>
-        <w:rPr>
-          <w:rFonts w:eastAsia="Times New Roman" w:cs="Times New Roman"/>
-          <w:sz w:val="24"/>
-          <w:szCs w:val="24"/>
-        </w:rPr>
-        <w:t>,</w:t>
-      </w:r>
-      <w:r>
-        <w:rPr>
-          <w:rFonts w:eastAsia="Times New Roman" w:cs="Times New Roman"/>
-          <w:sz w:val="24"/>
-          <w:szCs w:val="24"/>
-        </w:rPr>
-        <w:t>tại</w:t>
-      </w:r>
-      <w:proofErr w:type="gramEnd"/>
-      <w:r>
-        <w:rPr>
-          <w:rFonts w:eastAsia="Times New Roman" w:cs="Times New Roman"/>
-          <w:sz w:val="24"/>
-          <w:szCs w:val="24"/>
-        </w:rPr>
-        <w:t xml:space="preserve"> {ten_don_vi}, chúng tôi gồm:</w:t>
+        <w:t>tại {ten_don_vi}, chúng tôi gồm:</w:t>
       </w:r>
       <w:r>
         <w:rPr>
@@ -767,18 +723,7 @@
                       <w:sz w:val="24"/>
                       <w:szCs w:val="24"/>
                     </w:rPr>
-                    <w:t>{ho_ten_nguoi_</w:t>
-                  </w:r>
-                  <w:proofErr w:type="gramStart"/>
-                  <w:r>
-                    <w:rPr>
-                      <w:rFonts w:eastAsia="Times New Roman" w:cs="Times New Roman"/>
-                      <w:b/>
-                      <w:bCs/>
-                      <w:sz w:val="24"/>
-                      <w:szCs w:val="24"/>
-                    </w:rPr>
-                    <w:t>ky}</w:t>
+                    <w:t>{ho_ten_nguoi_ky}</w:t>
                   </w:r>
                   <w:r>
                     <w:rPr>
@@ -787,17 +732,7 @@
                       <w:sz w:val="24"/>
                       <w:szCs w:val="24"/>
                     </w:rPr>
-                    <w:t xml:space="preserve">   </w:t>
-                  </w:r>
-                  <w:proofErr w:type="gramEnd"/>
-                  <w:r>
-                    <w:rPr>
-                      <w:rFonts w:eastAsia="Times New Roman" w:cs="Times New Roman"/>
-                      <w:bCs/>
-                      <w:sz w:val="24"/>
-                      <w:szCs w:val="24"/>
-                    </w:rPr>
-                    <w:t xml:space="preserve">                              Chức danh: </w:t>
+                    <w:t xml:space="preserve">                                 Chức danh: </w:t>
                   </w:r>
                   <w:r>
                     <w:rPr>
@@ -1319,17 +1254,7 @@
                       <w:sz w:val="24"/>
                       <w:szCs w:val="24"/>
                     </w:rPr>
-                    <w:t xml:space="preserve">Ngày </w:t>
-                  </w:r>
-                  <w:proofErr w:type="gramStart"/>
-                  <w:r>
-                    <w:rPr>
-                      <w:rFonts w:eastAsia="Times New Roman" w:cs="Times New Roman"/>
-                      <w:bCs/>
-                      <w:sz w:val="24"/>
-                      <w:szCs w:val="24"/>
-                    </w:rPr>
-                    <w:t>cấp:</w:t>
+                    <w:t>Ngày cấp:</w:t>
                   </w:r>
                   <w:r>
                     <w:rPr>
@@ -1338,17 +1263,7 @@
                       <w:sz w:val="24"/>
                       <w:szCs w:val="24"/>
                     </w:rPr>
-                    <w:t>{</w:t>
-                  </w:r>
-                  <w:proofErr w:type="gramEnd"/>
-                  <w:r>
-                    <w:rPr>
-                      <w:rFonts w:eastAsia="Times New Roman" w:cs="Times New Roman"/>
-                      <w:iCs/>
-                      <w:sz w:val="24"/>
-                      <w:szCs w:val="24"/>
-                    </w:rPr>
-                    <w:t>ngay_cap_cccd}</w:t>
+                    <w:t>{ngay_cap_cccd}</w:t>
                   </w:r>
                 </w:p>
               </w:tc>
@@ -1826,23 +1741,7 @@
           <w:sz w:val="24"/>
           <w:szCs w:val="24"/>
         </w:rPr>
-        <w:t xml:space="preserve"> Thực hiện các nghĩa vụ liên quan đến an toàn giao thông, </w:t>
-      </w:r>
-      <w:proofErr w:type="gramStart"/>
-      <w:r>
-        <w:rPr>
-          <w:sz w:val="24"/>
-          <w:szCs w:val="24"/>
-        </w:rPr>
-        <w:t>an</w:t>
-      </w:r>
-      <w:proofErr w:type="gramEnd"/>
-      <w:r>
-        <w:rPr>
-          <w:sz w:val="24"/>
-          <w:szCs w:val="24"/>
-        </w:rPr>
-        <w:t xml:space="preserve"> toàn lao động, phòng chống cháy nổ theo quy định</w:t>
+        <w:t xml:space="preserve"> Thực hiện các nghĩa vụ liên quan đến an toàn giao thông, an toàn lao động, phòng chống cháy nổ theo quy định</w:t>
       </w:r>
       <w:r>
         <w:rPr>
@@ -1991,17 +1890,8 @@
           <w:sz w:val="24"/>
           <w:szCs w:val="24"/>
         </w:rPr>
-        <w:t xml:space="preserve"> điểm </w:t>
-      </w:r>
-      <w:proofErr w:type="gramStart"/>
-      <w:r>
-        <w:rPr>
-          <w:sz w:val="24"/>
-          <w:szCs w:val="24"/>
-        </w:rPr>
-        <w:t>đỗ,...</w:t>
-      </w:r>
-      <w:proofErr w:type="gramEnd"/>
+        <w:t xml:space="preserve"> điểm đỗ,...</w:t>
+      </w:r>
       <w:r>
         <w:rPr>
           <w:sz w:val="24"/>
@@ -2388,30 +2278,14 @@
           <w:sz w:val="24"/>
           <w:szCs w:val="24"/>
         </w:rPr>
-        <w:t>{muc_</w:t>
-      </w:r>
-      <w:proofErr w:type="gramStart"/>
-      <w:r>
-        <w:rPr>
-          <w:sz w:val="24"/>
-          <w:szCs w:val="24"/>
-        </w:rPr>
-        <w:t>luong}</w:t>
-      </w:r>
-      <w:r>
-        <w:rPr>
-          <w:sz w:val="24"/>
-          <w:szCs w:val="24"/>
-        </w:rPr>
-        <w:t>VNĐ</w:t>
-      </w:r>
-      <w:proofErr w:type="gramEnd"/>
-      <w:r>
-        <w:rPr>
-          <w:sz w:val="24"/>
-          <w:szCs w:val="24"/>
-        </w:rPr>
-        <w:t>/tháng.</w:t>
+        <w:t>{muc_luong}</w:t>
+      </w:r>
+      <w:r>
+        <w:rPr>
+          <w:sz w:val="24"/>
+          <w:szCs w:val="24"/>
+        </w:rPr>
+        <w:t>VNĐ/tháng.</w:t>
       </w:r>
     </w:p>
     <w:p>

--- a/public/hdld_nhan_vien_lai_xe_template.docx
+++ b/public/hdld_nhan_vien_lai_xe_template.docx
@@ -2154,7 +2154,7 @@
           <w:sz w:val="24"/>
           <w:szCs w:val="24"/>
         </w:rPr>
-        <w:t>- Thời hạn hợp đồng lao động: từ ngày {ngay_bat_dau} đến ngày {ngay_ket_thuc}</w:t>
+        <w:t>- Thời hạn hợp đồng lao động: {thoi_han_hop_dong}</w:t>
       </w:r>
     </w:p>
     <w:p>

--- a/public/hdld_nhan_vien_lai_xe_template.docx
+++ b/public/hdld_nhan_vien_lai_xe_template.docx
@@ -282,7 +282,7 @@
           <w:sz w:val="24"/>
           <w:szCs w:val="24"/>
         </w:rPr>
-        <w:t>Hôm nay, ngày  {ngay_ky} tháng {thang_ky} năm {nam_ky}</w:t>
+        <w:t>Hôm nay, ngày {ngay_ky} tháng {thang_ky} năm {nam_ky}</w:t>
       </w:r>
       <w:r>
         <w:rPr>
@@ -291,6 +291,14 @@
           <w:szCs w:val="24"/>
         </w:rPr>
         <w:t>,</w:t>
+      </w:r>
+      <w:r>
+        <w:rPr>
+          <w:rFonts w:eastAsia="Times New Roman" w:cs="Times New Roman"/>
+          <w:sz w:val="24"/>
+          <w:szCs w:val="24"/>
+        </w:rPr>
+        <w:t xml:space="preserve"> </w:t>
       </w:r>
       <w:r>
         <w:rPr>
@@ -723,7 +731,18 @@
                       <w:sz w:val="24"/>
                       <w:szCs w:val="24"/>
                     </w:rPr>
-                    <w:t>{ho_ten_nguoi_ky}</w:t>
+                    <w:t>{ho_ten_nguoi_</w:t>
+                  </w:r>
+                  <w:proofErr w:type="gramStart"/>
+                  <w:r>
+                    <w:rPr>
+                      <w:rFonts w:eastAsia="Times New Roman" w:cs="Times New Roman"/>
+                      <w:b/>
+                      <w:bCs/>
+                      <w:sz w:val="24"/>
+                      <w:szCs w:val="24"/>
+                    </w:rPr>
+                    <w:t>ky}</w:t>
                   </w:r>
                   <w:r>
                     <w:rPr>
@@ -732,7 +751,17 @@
                       <w:sz w:val="24"/>
                       <w:szCs w:val="24"/>
                     </w:rPr>
-                    <w:t xml:space="preserve">                                 Chức danh: </w:t>
+                    <w:t xml:space="preserve">   </w:t>
+                  </w:r>
+                  <w:proofErr w:type="gramEnd"/>
+                  <w:r>
+                    <w:rPr>
+                      <w:rFonts w:eastAsia="Times New Roman" w:cs="Times New Roman"/>
+                      <w:bCs/>
+                      <w:sz w:val="24"/>
+                      <w:szCs w:val="24"/>
+                    </w:rPr>
+                    <w:t xml:space="preserve">                              Chức danh: </w:t>
                   </w:r>
                   <w:r>
                     <w:rPr>
@@ -1254,7 +1283,17 @@
                       <w:sz w:val="24"/>
                       <w:szCs w:val="24"/>
                     </w:rPr>
-                    <w:t>Ngày cấp:</w:t>
+                    <w:t xml:space="preserve">Ngày </w:t>
+                  </w:r>
+                  <w:proofErr w:type="gramStart"/>
+                  <w:r>
+                    <w:rPr>
+                      <w:rFonts w:eastAsia="Times New Roman" w:cs="Times New Roman"/>
+                      <w:bCs/>
+                      <w:sz w:val="24"/>
+                      <w:szCs w:val="24"/>
+                    </w:rPr>
+                    <w:t>cấp:</w:t>
                   </w:r>
                   <w:r>
                     <w:rPr>
@@ -1263,7 +1302,17 @@
                       <w:sz w:val="24"/>
                       <w:szCs w:val="24"/>
                     </w:rPr>
-                    <w:t>{ngay_cap_cccd}</w:t>
+                    <w:t>{</w:t>
+                  </w:r>
+                  <w:proofErr w:type="gramEnd"/>
+                  <w:r>
+                    <w:rPr>
+                      <w:rFonts w:eastAsia="Times New Roman" w:cs="Times New Roman"/>
+                      <w:iCs/>
+                      <w:sz w:val="24"/>
+                      <w:szCs w:val="24"/>
+                    </w:rPr>
+                    <w:t>ngay_cap_cccd}</w:t>
                   </w:r>
                 </w:p>
               </w:tc>
@@ -1741,7 +1790,23 @@
           <w:sz w:val="24"/>
           <w:szCs w:val="24"/>
         </w:rPr>
-        <w:t xml:space="preserve"> Thực hiện các nghĩa vụ liên quan đến an toàn giao thông, an toàn lao động, phòng chống cháy nổ theo quy định</w:t>
+        <w:t xml:space="preserve"> Thực hiện các nghĩa vụ liên quan đến an toàn giao thông, </w:t>
+      </w:r>
+      <w:proofErr w:type="gramStart"/>
+      <w:r>
+        <w:rPr>
+          <w:sz w:val="24"/>
+          <w:szCs w:val="24"/>
+        </w:rPr>
+        <w:t>an</w:t>
+      </w:r>
+      <w:proofErr w:type="gramEnd"/>
+      <w:r>
+        <w:rPr>
+          <w:sz w:val="24"/>
+          <w:szCs w:val="24"/>
+        </w:rPr>
+        <w:t xml:space="preserve"> toàn lao động, phòng chống cháy nổ theo quy định</w:t>
       </w:r>
       <w:r>
         <w:rPr>
@@ -1890,8 +1955,17 @@
           <w:sz w:val="24"/>
           <w:szCs w:val="24"/>
         </w:rPr>
-        <w:t xml:space="preserve"> điểm đỗ,...</w:t>
-      </w:r>
+        <w:t xml:space="preserve"> điểm </w:t>
+      </w:r>
+      <w:proofErr w:type="gramStart"/>
+      <w:r>
+        <w:rPr>
+          <w:sz w:val="24"/>
+          <w:szCs w:val="24"/>
+        </w:rPr>
+        <w:t>đỗ,...</w:t>
+      </w:r>
+      <w:proofErr w:type="gramEnd"/>
       <w:r>
         <w:rPr>
           <w:sz w:val="24"/>
@@ -2278,14 +2352,30 @@
           <w:sz w:val="24"/>
           <w:szCs w:val="24"/>
         </w:rPr>
-        <w:t>{muc_luong}</w:t>
-      </w:r>
-      <w:r>
-        <w:rPr>
-          <w:sz w:val="24"/>
-          <w:szCs w:val="24"/>
-        </w:rPr>
-        <w:t>VNĐ/tháng.</w:t>
+        <w:t>{muc_</w:t>
+      </w:r>
+      <w:proofErr w:type="gramStart"/>
+      <w:r>
+        <w:rPr>
+          <w:sz w:val="24"/>
+          <w:szCs w:val="24"/>
+        </w:rPr>
+        <w:t>luong}</w:t>
+      </w:r>
+      <w:r>
+        <w:rPr>
+          <w:sz w:val="24"/>
+          <w:szCs w:val="24"/>
+        </w:rPr>
+        <w:t>VNĐ</w:t>
+      </w:r>
+      <w:proofErr w:type="gramEnd"/>
+      <w:r>
+        <w:rPr>
+          <w:sz w:val="24"/>
+          <w:szCs w:val="24"/>
+        </w:rPr>
+        <w:t>/tháng.</w:t>
       </w:r>
     </w:p>
     <w:p>

--- a/public/hdld_nhan_vien_lai_xe_template.docx
+++ b/public/hdld_nhan_vien_lai_xe_template.docx
@@ -3625,7 +3625,7 @@
           </w:p>
           <w:p>
             <w:pPr>
-              <w:spacing w:after="160" w:line="259" w:lineRule="auto"/>
+              <w:spacing w:before="1200" w:after="0" w:line="259" w:lineRule="auto"/>
               <w:contextualSpacing w:val="0"/>
               <w:jc w:val="center"/>
               <w:rPr>
@@ -3634,6 +3634,14 @@
                 <w:szCs w:val="24"/>
               </w:rPr>
             </w:pPr>
+            <w:r>
+              <w:rPr>
+                <w:b/>
+                <w:sz w:val="24"/>
+                <w:szCs w:val="24"/>
+              </w:rPr>
+              <w:t>{ho_ten_nguoi_ky}</w:t>
+            </w:r>
           </w:p>
         </w:tc>
         <w:tc>
@@ -3678,6 +3686,26 @@
                 <w:szCs w:val="24"/>
               </w:rPr>
               <w:t>(Ký và ghi rõ họ tên)</w:t>
+            </w:r>
+          </w:p>
+          <w:p>
+            <w:pPr>
+              <w:spacing w:before="1200" w:after="0" w:line="259" w:lineRule="auto"/>
+              <w:contextualSpacing w:val="0"/>
+              <w:jc w:val="center"/>
+              <w:rPr>
+                <w:b/>
+                <w:sz w:val="24"/>
+                <w:szCs w:val="24"/>
+              </w:rPr>
+            </w:pPr>
+            <w:r>
+              <w:rPr>
+                <w:b/>
+                <w:sz w:val="24"/>
+                <w:szCs w:val="24"/>
+              </w:rPr>
+              <w:t>{ho_ten_nhan_su}</w:t>
             </w:r>
           </w:p>
         </w:tc>

--- a/public/hdld_nhan_vien_lai_xe_template.docx
+++ b/public/hdld_nhan_vien_lai_xe_template.docx
@@ -3623,26 +3623,6 @@
               <w:t>(Ký và đóng dấu)</w:t>
             </w:r>
           </w:p>
-          <w:p>
-            <w:pPr>
-              <w:spacing w:before="1200" w:after="0" w:line="259" w:lineRule="auto"/>
-              <w:contextualSpacing w:val="0"/>
-              <w:jc w:val="center"/>
-              <w:rPr>
-                <w:b/>
-                <w:sz w:val="24"/>
-                <w:szCs w:val="24"/>
-              </w:rPr>
-            </w:pPr>
-            <w:r>
-              <w:rPr>
-                <w:b/>
-                <w:sz w:val="24"/>
-                <w:szCs w:val="24"/>
-              </w:rPr>
-              <w:t>{ho_ten_nguoi_ky}</w:t>
-            </w:r>
-          </w:p>
         </w:tc>
         <w:tc>
           <w:tcPr>
@@ -3686,26 +3666,6 @@
                 <w:szCs w:val="24"/>
               </w:rPr>
               <w:t>(Ký và ghi rõ họ tên)</w:t>
-            </w:r>
-          </w:p>
-          <w:p>
-            <w:pPr>
-              <w:spacing w:before="1200" w:after="0" w:line="259" w:lineRule="auto"/>
-              <w:contextualSpacing w:val="0"/>
-              <w:jc w:val="center"/>
-              <w:rPr>
-                <w:b/>
-                <w:sz w:val="24"/>
-                <w:szCs w:val="24"/>
-              </w:rPr>
-            </w:pPr>
-            <w:r>
-              <w:rPr>
-                <w:b/>
-                <w:sz w:val="24"/>
-                <w:szCs w:val="24"/>
-              </w:rPr>
-              <w:t>{ho_ten_nhan_su}</w:t>
             </w:r>
           </w:p>
         </w:tc>

--- a/public/hdld_nhan_vien_lai_xe_template.docx
+++ b/public/hdld_nhan_vien_lai_xe_template.docx
@@ -307,13 +307,6 @@
           <w:szCs w:val="24"/>
         </w:rPr>
         <w:t>tại {ten_don_vi}, chúng tôi gồm:</w:t>
-      </w:r>
-      <w:r>
-        <w:rPr>
-          <w:sz w:val="24"/>
-          <w:szCs w:val="24"/>
-        </w:rPr>
-        <w:tab/>
       </w:r>
     </w:p>
     <w:p>
@@ -2005,38 +1998,38 @@
           <w:sz w:val="24"/>
           <w:szCs w:val="24"/>
         </w:rPr>
+        <w:t>1.4. Thời g</w:t>
+      </w:r>
+      <w:r>
+        <w:rPr>
+          <w:sz w:val="24"/>
+          <w:szCs w:val="24"/>
+        </w:rPr>
+        <w:t>ian</w:t>
+      </w:r>
+      <w:r>
+        <w:rPr>
+          <w:sz w:val="24"/>
+          <w:szCs w:val="24"/>
+        </w:rPr>
+        <w:t xml:space="preserve"> làm việc</w:t>
+      </w:r>
+    </w:p>
+    <w:p>
+      <w:pPr>
+        <w:spacing w:after="0" w:line="276" w:lineRule="auto"/>
+        <w:ind w:left="1134"/>
+        <w:rPr>
+          <w:sz w:val="24"/>
+          <w:szCs w:val="24"/>
+        </w:rPr>
+      </w:pPr>
+      <w:r>
+        <w:rPr>
+          <w:sz w:val="24"/>
+          <w:szCs w:val="24"/>
+        </w:rPr>
         <w:lastRenderedPageBreak/>
-        <w:t>1.4. Thời g</w:t>
-      </w:r>
-      <w:r>
-        <w:rPr>
-          <w:sz w:val="24"/>
-          <w:szCs w:val="24"/>
-        </w:rPr>
-        <w:t>ian</w:t>
-      </w:r>
-      <w:r>
-        <w:rPr>
-          <w:sz w:val="24"/>
-          <w:szCs w:val="24"/>
-        </w:rPr>
-        <w:t xml:space="preserve"> làm việc</w:t>
-      </w:r>
-    </w:p>
-    <w:p>
-      <w:pPr>
-        <w:spacing w:after="0" w:line="276" w:lineRule="auto"/>
-        <w:ind w:left="1134"/>
-        <w:rPr>
-          <w:sz w:val="24"/>
-          <w:szCs w:val="24"/>
-        </w:rPr>
-      </w:pPr>
-      <w:r>
-        <w:rPr>
-          <w:sz w:val="24"/>
-          <w:szCs w:val="24"/>
-        </w:rPr>
         <w:t xml:space="preserve">- Thời </w:t>
       </w:r>
       <w:r>
@@ -2913,24 +2906,24 @@
           <w:sz w:val="24"/>
           <w:szCs w:val="24"/>
         </w:rPr>
+        <w:t>- Sử dụng phương tiện được giao đúng mục đích; quản lý, bảo quản tài sản, trang thiết bị, giấy tờ xe và các tài sản khác của Công ty.</w:t>
+      </w:r>
+    </w:p>
+    <w:p>
+      <w:pPr>
+        <w:spacing w:after="0" w:line="276" w:lineRule="auto"/>
+        <w:ind w:left="1134"/>
+        <w:rPr>
+          <w:sz w:val="24"/>
+          <w:szCs w:val="24"/>
+        </w:rPr>
+      </w:pPr>
+      <w:r>
+        <w:rPr>
+          <w:sz w:val="24"/>
+          <w:szCs w:val="24"/>
+        </w:rPr>
         <w:lastRenderedPageBreak/>
-        <w:t>- Sử dụng phương tiện được giao đúng mục đích; quản lý, bảo quản tài sản, trang thiết bị, giấy tờ xe và các tài sản khác của Công ty.</w:t>
-      </w:r>
-    </w:p>
-    <w:p>
-      <w:pPr>
-        <w:spacing w:after="0" w:line="276" w:lineRule="auto"/>
-        <w:ind w:left="1134"/>
-        <w:rPr>
-          <w:sz w:val="24"/>
-          <w:szCs w:val="24"/>
-        </w:rPr>
-      </w:pPr>
-      <w:r>
-        <w:rPr>
-          <w:sz w:val="24"/>
-          <w:szCs w:val="24"/>
-        </w:rPr>
         <w:t>- Hoàn toàn chịu trách nhiệm trước pháp luật nếu vi phạm luật giao thông, vận chuyển hàng cấm và các hành vi không được Pháp luật cho phép khác.</w:t>
       </w:r>
     </w:p>
@@ -3465,7 +3458,6 @@
           <w:sz w:val="24"/>
           <w:szCs w:val="24"/>
         </w:rPr>
-        <w:lastRenderedPageBreak/>
         <w:t xml:space="preserve">- </w:t>
       </w:r>
       <w:r>
@@ -3502,6 +3494,7 @@
           <w:sz w:val="24"/>
           <w:szCs w:val="24"/>
         </w:rPr>
+        <w:lastRenderedPageBreak/>
         <w:t xml:space="preserve">- </w:t>
       </w:r>
       <w:r>

--- a/public/hdld_nhan_vien_lai_xe_template.docx
+++ b/public/hdld_nhan_vien_lai_xe_template.docx
@@ -362,8 +362,8 @@
               <w:gridCol w:w="1457"/>
               <w:gridCol w:w="300"/>
               <w:gridCol w:w="1846"/>
-              <w:gridCol w:w="2693"/>
-              <w:gridCol w:w="3437"/>
+              <w:gridCol w:w="1811"/>
+              <w:gridCol w:w="4319"/>
             </w:tblGrid>
             <w:tr>
               <w:trPr>
@@ -754,7 +754,7 @@
                       <w:sz w:val="24"/>
                       <w:szCs w:val="24"/>
                     </w:rPr>
-                    <w:t xml:space="preserve">                              Chức danh: </w:t>
+                    <w:t xml:space="preserve">   Chức danh: </w:t>
                   </w:r>
                   <w:r>
                     <w:rPr>
@@ -1255,7 +1255,7 @@
               </w:tc>
               <w:tc>
                 <w:tcPr>
-                  <w:tcW w:w="2693" w:type="dxa"/>
+                  <w:tcW w:w="1811" w:type="dxa"/>
                 </w:tcPr>
                 <w:p>
                   <w:pPr>
@@ -1305,13 +1305,31 @@
                       <w:sz w:val="24"/>
                       <w:szCs w:val="24"/>
                     </w:rPr>
-                    <w:t>ngay_cap_cccd}</w:t>
+                    <w:t>ngay</w:t>
+                  </w:r>
+                  <w:r>
+                    <w:rPr>
+                      <w:rFonts w:eastAsia="Times New Roman" w:cs="Times New Roman"/>
+                      <w:iCs/>
+                      <w:sz w:val="2"/>
+                      <w:szCs w:val="2"/>
+                    </w:rPr>
+                    <w:t>_cap_</w:t>
+                  </w:r>
+                  <w:r>
+                    <w:rPr>
+                      <w:rFonts w:eastAsia="Times New Roman" w:cs="Times New Roman"/>
+                      <w:iCs/>
+                      <w:sz w:val="24"/>
+                      <w:szCs w:val="24"/>
+                    </w:rPr>
+                    <w:t>cccd}</w:t>
                   </w:r>
                 </w:p>
               </w:tc>
               <w:tc>
                 <w:tcPr>
-                  <w:tcW w:w="3437" w:type="dxa"/>
+                  <w:tcW w:w="4319" w:type="dxa"/>
                 </w:tcPr>
                 <w:p>
                   <w:pPr>
@@ -1433,7 +1451,8 @@
               </w:tc>
               <w:tc>
                 <w:tcPr>
-                  <w:tcW w:w="2693" w:type="dxa"/>
+                  <w:tcW w:w="6130" w:type="dxa"/>
+                  <w:gridSpan w:val="2"/>
                 </w:tcPr>
                 <w:p>
                   <w:pPr>
@@ -1456,24 +1475,6 @@
                     </w:rPr>
                     <w:t>Hạng bằng: {hang_gplx}</w:t>
                   </w:r>
-                </w:p>
-              </w:tc>
-              <w:tc>
-                <w:tcPr>
-                  <w:tcW w:w="3437" w:type="dxa"/>
-                </w:tcPr>
-                <w:p>
-                  <w:pPr>
-                    <w:spacing w:after="0" w:line="240" w:lineRule="auto"/>
-                    <w:contextualSpacing w:val="0"/>
-                    <w:jc w:val="left"/>
-                    <w:rPr>
-                      <w:rFonts w:eastAsia="Times New Roman" w:cs="Times New Roman"/>
-                      <w:bCs/>
-                      <w:sz w:val="24"/>
-                      <w:szCs w:val="24"/>
-                    </w:rPr>
-                  </w:pPr>
                 </w:p>
               </w:tc>
             </w:tr>
@@ -2029,45 +2030,45 @@
           <w:sz w:val="24"/>
           <w:szCs w:val="24"/>
         </w:rPr>
+        <w:t xml:space="preserve">- Thời </w:t>
+      </w:r>
+      <w:r>
+        <w:rPr>
+          <w:sz w:val="24"/>
+          <w:szCs w:val="24"/>
+        </w:rPr>
+        <w:t>gian</w:t>
+      </w:r>
+      <w:r>
+        <w:rPr>
+          <w:sz w:val="24"/>
+          <w:szCs w:val="24"/>
+        </w:rPr>
+        <w:t xml:space="preserve"> làm việc: 48 giờ/tuần</w:t>
+      </w:r>
+      <w:r>
+        <w:rPr>
+          <w:sz w:val="24"/>
+          <w:szCs w:val="24"/>
+        </w:rPr>
+        <w:t>.</w:t>
+      </w:r>
+    </w:p>
+    <w:p>
+      <w:pPr>
+        <w:spacing w:after="0" w:line="276" w:lineRule="auto"/>
+        <w:ind w:left="1134"/>
+        <w:rPr>
+          <w:sz w:val="24"/>
+          <w:szCs w:val="24"/>
+        </w:rPr>
+      </w:pPr>
+      <w:r>
+        <w:rPr>
+          <w:sz w:val="24"/>
+          <w:szCs w:val="24"/>
+        </w:rPr>
         <w:lastRenderedPageBreak/>
-        <w:t xml:space="preserve">- Thời </w:t>
-      </w:r>
-      <w:r>
-        <w:rPr>
-          <w:sz w:val="24"/>
-          <w:szCs w:val="24"/>
-        </w:rPr>
-        <w:t>gian</w:t>
-      </w:r>
-      <w:r>
-        <w:rPr>
-          <w:sz w:val="24"/>
-          <w:szCs w:val="24"/>
-        </w:rPr>
-        <w:t xml:space="preserve"> làm việc: 48 giờ/tuần</w:t>
-      </w:r>
-      <w:r>
-        <w:rPr>
-          <w:sz w:val="24"/>
-          <w:szCs w:val="24"/>
-        </w:rPr>
-        <w:t>.</w:t>
-      </w:r>
-    </w:p>
-    <w:p>
-      <w:pPr>
-        <w:spacing w:after="0" w:line="276" w:lineRule="auto"/>
-        <w:ind w:left="1134"/>
-        <w:rPr>
-          <w:sz w:val="24"/>
-          <w:szCs w:val="24"/>
-        </w:rPr>
-      </w:pPr>
-      <w:r>
-        <w:rPr>
-          <w:sz w:val="24"/>
-          <w:szCs w:val="24"/>
-        </w:rPr>
         <w:t>- Thời gian làm việc</w:t>
       </w:r>
       <w:r>

--- a/public/hdld_nhan_vien_lai_xe_template.docx
+++ b/public/hdld_nhan_vien_lai_xe_template.docx
@@ -361,9 +361,9 @@
             <w:tblGrid>
               <w:gridCol w:w="1457"/>
               <w:gridCol w:w="300"/>
-              <w:gridCol w:w="1846"/>
-              <w:gridCol w:w="1811"/>
-              <w:gridCol w:w="4319"/>
+              <w:gridCol w:w="1531"/>
+              <w:gridCol w:w="2409"/>
+              <w:gridCol w:w="4036"/>
             </w:tblGrid>
             <w:tr>
               <w:trPr>
@@ -724,18 +724,7 @@
                       <w:sz w:val="24"/>
                       <w:szCs w:val="24"/>
                     </w:rPr>
-                    <w:t>{ho_ten_nguoi_</w:t>
-                  </w:r>
-                  <w:proofErr w:type="gramStart"/>
-                  <w:r>
-                    <w:rPr>
-                      <w:rFonts w:eastAsia="Times New Roman" w:cs="Times New Roman"/>
-                      <w:b/>
-                      <w:bCs/>
-                      <w:sz w:val="24"/>
-                      <w:szCs w:val="24"/>
-                    </w:rPr>
-                    <w:t>ky}</w:t>
+                    <w:t>{ho_ten_nguoi_ky}</w:t>
                   </w:r>
                   <w:r>
                     <w:rPr>
@@ -744,17 +733,7 @@
                       <w:sz w:val="24"/>
                       <w:szCs w:val="24"/>
                     </w:rPr>
-                    <w:t xml:space="preserve">   </w:t>
-                  </w:r>
-                  <w:proofErr w:type="gramEnd"/>
-                  <w:r>
-                    <w:rPr>
-                      <w:rFonts w:eastAsia="Times New Roman" w:cs="Times New Roman"/>
-                      <w:bCs/>
-                      <w:sz w:val="24"/>
-                      <w:szCs w:val="24"/>
-                    </w:rPr>
-                    <w:t xml:space="preserve">   Chức danh: </w:t>
+                    <w:t xml:space="preserve">      Chức danh: </w:t>
                   </w:r>
                   <w:r>
                     <w:rPr>
@@ -1228,7 +1207,7 @@
               </w:tc>
               <w:tc>
                 <w:tcPr>
-                  <w:tcW w:w="1846" w:type="dxa"/>
+                  <w:tcW w:w="1531" w:type="dxa"/>
                 </w:tcPr>
                 <w:p>
                   <w:pPr>
@@ -1255,7 +1234,7 @@
               </w:tc>
               <w:tc>
                 <w:tcPr>
-                  <w:tcW w:w="1811" w:type="dxa"/>
+                  <w:tcW w:w="2409" w:type="dxa"/>
                 </w:tcPr>
                 <w:p>
                   <w:pPr>
@@ -1276,36 +1255,25 @@
                       <w:sz w:val="24"/>
                       <w:szCs w:val="24"/>
                     </w:rPr>
-                    <w:t xml:space="preserve">Ngày </w:t>
-                  </w:r>
-                  <w:proofErr w:type="gramStart"/>
-                  <w:r>
-                    <w:rPr>
-                      <w:rFonts w:eastAsia="Times New Roman" w:cs="Times New Roman"/>
-                      <w:bCs/>
-                      <w:sz w:val="24"/>
-                      <w:szCs w:val="24"/>
-                    </w:rPr>
-                    <w:t>cấp:</w:t>
+                    <w:t>Ngày cấp:</w:t>
                   </w:r>
                   <w:r>
                     <w:rPr>
                       <w:rFonts w:eastAsia="Times New Roman" w:cs="Times New Roman"/>
+                      <w:bCs/>
+                      <w:sz w:val="24"/>
+                      <w:szCs w:val="24"/>
+                    </w:rPr>
+                    <w:t xml:space="preserve"> </w:t>
+                  </w:r>
+                  <w:r>
+                    <w:rPr>
+                      <w:rFonts w:eastAsia="Times New Roman" w:cs="Times New Roman"/>
                       <w:iCs/>
                       <w:sz w:val="24"/>
                       <w:szCs w:val="24"/>
                     </w:rPr>
-                    <w:t>{</w:t>
-                  </w:r>
-                  <w:proofErr w:type="gramEnd"/>
-                  <w:r>
-                    <w:rPr>
-                      <w:rFonts w:eastAsia="Times New Roman" w:cs="Times New Roman"/>
-                      <w:iCs/>
-                      <w:sz w:val="24"/>
-                      <w:szCs w:val="24"/>
-                    </w:rPr>
-                    <w:t>ngay</w:t>
+                    <w:t>{ngay</w:t>
                   </w:r>
                   <w:r>
                     <w:rPr>
@@ -1329,7 +1297,7 @@
               </w:tc>
               <w:tc>
                 <w:tcPr>
-                  <w:tcW w:w="4319" w:type="dxa"/>
+                  <w:tcW w:w="4036" w:type="dxa"/>
                 </w:tcPr>
                 <w:p>
                   <w:pPr>
@@ -1350,7 +1318,16 @@
                       <w:sz w:val="24"/>
                       <w:szCs w:val="24"/>
                     </w:rPr>
-                    <w:t xml:space="preserve">Nơi cấp: </w:t>
+                    <w:t>Nơi cấp:</w:t>
+                  </w:r>
+                  <w:r>
+                    <w:rPr>
+                      <w:rFonts w:eastAsia="Times New Roman" w:cs="Times New Roman"/>
+                      <w:bCs/>
+                      <w:sz w:val="24"/>
+                      <w:szCs w:val="24"/>
+                    </w:rPr>
+                    <w:t xml:space="preserve"> </w:t>
                   </w:r>
                   <w:r>
                     <w:rPr>
@@ -1424,7 +1401,7 @@
               </w:tc>
               <w:tc>
                 <w:tcPr>
-                  <w:tcW w:w="1846" w:type="dxa"/>
+                  <w:tcW w:w="1531" w:type="dxa"/>
                 </w:tcPr>
                 <w:p>
                   <w:pPr>
@@ -1451,7 +1428,7 @@
               </w:tc>
               <w:tc>
                 <w:tcPr>
-                  <w:tcW w:w="6130" w:type="dxa"/>
+                  <w:tcW w:w="6445" w:type="dxa"/>
                   <w:gridSpan w:val="2"/>
                 </w:tcPr>
                 <w:p>
@@ -1784,23 +1761,7 @@
           <w:sz w:val="24"/>
           <w:szCs w:val="24"/>
         </w:rPr>
-        <w:t xml:space="preserve"> Thực hiện các nghĩa vụ liên quan đến an toàn giao thông, </w:t>
-      </w:r>
-      <w:proofErr w:type="gramStart"/>
-      <w:r>
-        <w:rPr>
-          <w:sz w:val="24"/>
-          <w:szCs w:val="24"/>
-        </w:rPr>
-        <w:t>an</w:t>
-      </w:r>
-      <w:proofErr w:type="gramEnd"/>
-      <w:r>
-        <w:rPr>
-          <w:sz w:val="24"/>
-          <w:szCs w:val="24"/>
-        </w:rPr>
-        <w:t xml:space="preserve"> toàn lao động, phòng chống cháy nổ theo quy định</w:t>
+        <w:t xml:space="preserve"> Thực hiện các nghĩa vụ liên quan đến an toàn giao thông, an toàn lao động, phòng chống cháy nổ theo quy định</w:t>
       </w:r>
       <w:r>
         <w:rPr>
@@ -1949,17 +1910,8 @@
           <w:sz w:val="24"/>
           <w:szCs w:val="24"/>
         </w:rPr>
-        <w:t xml:space="preserve"> điểm </w:t>
-      </w:r>
-      <w:proofErr w:type="gramStart"/>
-      <w:r>
-        <w:rPr>
-          <w:sz w:val="24"/>
-          <w:szCs w:val="24"/>
-        </w:rPr>
-        <w:t>đỗ,...</w:t>
-      </w:r>
-      <w:proofErr w:type="gramEnd"/>
+        <w:t xml:space="preserve"> điểm đỗ,...</w:t>
+      </w:r>
       <w:r>
         <w:rPr>
           <w:sz w:val="24"/>
@@ -2346,30 +2298,14 @@
           <w:sz w:val="24"/>
           <w:szCs w:val="24"/>
         </w:rPr>
-        <w:t>{muc_</w:t>
-      </w:r>
-      <w:proofErr w:type="gramStart"/>
-      <w:r>
-        <w:rPr>
-          <w:sz w:val="24"/>
-          <w:szCs w:val="24"/>
-        </w:rPr>
-        <w:t>luong}</w:t>
-      </w:r>
-      <w:r>
-        <w:rPr>
-          <w:sz w:val="24"/>
-          <w:szCs w:val="24"/>
-        </w:rPr>
-        <w:t>VNĐ</w:t>
-      </w:r>
-      <w:proofErr w:type="gramEnd"/>
-      <w:r>
-        <w:rPr>
-          <w:sz w:val="24"/>
-          <w:szCs w:val="24"/>
-        </w:rPr>
-        <w:t>/tháng.</w:t>
+        <w:t>{muc_luong}</w:t>
+      </w:r>
+      <w:r>
+        <w:rPr>
+          <w:sz w:val="24"/>
+          <w:szCs w:val="24"/>
+        </w:rPr>
+        <w:t>VNĐ/tháng.</w:t>
       </w:r>
     </w:p>
     <w:p>
